--- a/Capteur/pcb/NoeudChauffageSdb/NoeudChauffageSdb.docx
+++ b/Capteur/pcb/NoeudChauffageSdb/NoeudChauffageSdb.docx
@@ -16,7 +16,7 @@
         <w:spacing w:after="120"/>
       </w:pPr>
       <w:r>
-        <w:t xml:space="preserve">Version du 2026-10-18 (carte V 1.0 dessinée). </w:t>
+        <w:t xml:space="preserve">Version du 2026-10-18 (carte V 1.0 dessinée) ; mise à jour le 2026-10-24 (LED IR IR333C-A, boîtier tracé : § 6). </w:t>
       </w:r>
       <w:r>
         <w:rPr>
@@ -884,8 +884,8 @@
         </w:tblBorders>
       </w:tblPr>
       <w:tblGrid>
-        <w:gridCol w:w="1215"/>
-        <w:gridCol w:w="8423"/>
+        <w:gridCol w:w="1025"/>
+        <w:gridCol w:w="8613"/>
       </w:tblGrid>
       <w:tr>
         <w:trPr>
@@ -893,7 +893,7 @@
         </w:trPr>
         <w:tc>
           <w:tcPr>
-            <w:tcW w:type="dxa" w:w="1215"/>
+            <w:tcW w:type="dxa" w:w="1025"/>
             <w:tcBorders>
               <w:top w:val="single" w:color="999999" w:sz="4"/>
               <w:left w:val="single" w:color="999999" w:sz="4"/>
@@ -920,7 +920,7 @@
         </w:tc>
         <w:tc>
           <w:tcPr>
-            <w:tcW w:type="dxa" w:w="8423"/>
+            <w:tcW w:type="dxa" w:w="8613"/>
             <w:tcBorders>
               <w:top w:val="single" w:color="999999" w:sz="4"/>
               <w:left w:val="single" w:color="999999" w:sz="4"/>
@@ -952,7 +952,7 @@
         </w:trPr>
         <w:tc>
           <w:tcPr>
-            <w:tcW w:type="dxa" w:w="1215"/>
+            <w:tcW w:type="dxa" w:w="1025"/>
             <w:tcBorders>
               <w:top w:val="single" w:color="999999" w:sz="4"/>
               <w:left w:val="single" w:color="999999" w:sz="4"/>
@@ -974,7 +974,7 @@
         </w:tc>
         <w:tc>
           <w:tcPr>
-            <w:tcW w:type="dxa" w:w="8423"/>
+            <w:tcW w:type="dxa" w:w="8613"/>
             <w:tcBorders>
               <w:top w:val="single" w:color="999999" w:sz="4"/>
               <w:left w:val="single" w:color="999999" w:sz="4"/>
@@ -1001,7 +1001,7 @@
         </w:trPr>
         <w:tc>
           <w:tcPr>
-            <w:tcW w:type="dxa" w:w="1215"/>
+            <w:tcW w:type="dxa" w:w="1025"/>
             <w:tcBorders>
               <w:top w:val="single" w:color="999999" w:sz="4"/>
               <w:left w:val="single" w:color="999999" w:sz="4"/>
@@ -1023,7 +1023,7 @@
         </w:tc>
         <w:tc>
           <w:tcPr>
-            <w:tcW w:type="dxa" w:w="8423"/>
+            <w:tcW w:type="dxa" w:w="8613"/>
             <w:tcBorders>
               <w:top w:val="single" w:color="999999" w:sz="4"/>
               <w:left w:val="single" w:color="999999" w:sz="4"/>
@@ -1050,7 +1050,7 @@
         </w:trPr>
         <w:tc>
           <w:tcPr>
-            <w:tcW w:type="dxa" w:w="1215"/>
+            <w:tcW w:type="dxa" w:w="1025"/>
             <w:tcBorders>
               <w:top w:val="single" w:color="999999" w:sz="4"/>
               <w:left w:val="single" w:color="999999" w:sz="4"/>
@@ -1072,7 +1072,7 @@
         </w:tc>
         <w:tc>
           <w:tcPr>
-            <w:tcW w:type="dxa" w:w="8423"/>
+            <w:tcW w:type="dxa" w:w="8613"/>
             <w:tcBorders>
               <w:top w:val="single" w:color="999999" w:sz="4"/>
               <w:left w:val="single" w:color="999999" w:sz="4"/>
@@ -1099,7 +1099,7 @@
         </w:trPr>
         <w:tc>
           <w:tcPr>
-            <w:tcW w:type="dxa" w:w="1215"/>
+            <w:tcW w:type="dxa" w:w="1025"/>
             <w:tcBorders>
               <w:top w:val="single" w:color="999999" w:sz="4"/>
               <w:left w:val="single" w:color="999999" w:sz="4"/>
@@ -1121,7 +1121,7 @@
         </w:tc>
         <w:tc>
           <w:tcPr>
-            <w:tcW w:type="dxa" w:w="8423"/>
+            <w:tcW w:type="dxa" w:w="8613"/>
             <w:tcBorders>
               <w:top w:val="single" w:color="999999" w:sz="4"/>
               <w:left w:val="single" w:color="999999" w:sz="4"/>
@@ -1148,7 +1148,7 @@
         </w:trPr>
         <w:tc>
           <w:tcPr>
-            <w:tcW w:type="dxa" w:w="1215"/>
+            <w:tcW w:type="dxa" w:w="1025"/>
             <w:tcBorders>
               <w:top w:val="single" w:color="999999" w:sz="4"/>
               <w:left w:val="single" w:color="999999" w:sz="4"/>
@@ -1170,23 +1170,33 @@
         </w:tc>
         <w:tc>
           <w:tcPr>
-            <w:tcW w:type="dxa" w:w="8423"/>
-            <w:tcBorders>
-              <w:top w:val="single" w:color="999999" w:sz="4"/>
-              <w:left w:val="single" w:color="999999" w:sz="4"/>
-              <w:bottom w:val="single" w:color="999999" w:sz="4"/>
-              <w:right w:val="single" w:color="999999" w:sz="4"/>
-            </w:tcBorders>
-            <w:tcMar>
-              <w:top w:type="dxa" w:w="60"/>
-              <w:left w:type="dxa" w:w="100"/>
-              <w:bottom w:type="dxa" w:w="60"/>
-              <w:right w:type="dxa" w:w="100"/>
-            </w:tcMar>
-          </w:tcPr>
-          <w:p>
-            <w:r>
-              <w:t xml:space="preserve">les mêmes que l'IR Box : 2 × HIR204C en série</w:t>
+            <w:tcW w:type="dxa" w:w="8613"/>
+            <w:tcBorders>
+              <w:top w:val="single" w:color="999999" w:sz="4"/>
+              <w:left w:val="single" w:color="999999" w:sz="4"/>
+              <w:bottom w:val="single" w:color="999999" w:sz="4"/>
+              <w:right w:val="single" w:color="999999" w:sz="4"/>
+            </w:tcBorders>
+            <w:tcMar>
+              <w:top w:type="dxa" w:w="60"/>
+              <w:left w:type="dxa" w:w="100"/>
+              <w:bottom w:type="dxa" w:w="60"/>
+              <w:right w:type="dxa" w:w="100"/>
+            </w:tcMar>
+          </w:tcPr>
+          <w:p>
+            <w:r>
+              <w:t xml:space="preserve">2 × </w:t>
+            </w:r>
+            <w:r>
+              <w:rPr>
+                <w:b/>
+                <w:bCs/>
+              </w:rPr>
+              <w:t xml:space="preserve">Everlight IR333C-A</w:t>
+            </w:r>
+            <w:r>
+              <w:t xml:space="preserve"> (5 mm, 940 nm) en série ; les HIR204C de l'IR Box sont des 3 mm</w:t>
             </w:r>
           </w:p>
         </w:tc>
@@ -1197,7 +1207,7 @@
         </w:trPr>
         <w:tc>
           <w:tcPr>
-            <w:tcW w:type="dxa" w:w="1215"/>
+            <w:tcW w:type="dxa" w:w="1025"/>
             <w:tcBorders>
               <w:top w:val="single" w:color="999999" w:sz="4"/>
               <w:left w:val="single" w:color="999999" w:sz="4"/>
@@ -1219,7 +1229,7 @@
         </w:tc>
         <w:tc>
           <w:tcPr>
-            <w:tcW w:type="dxa" w:w="8423"/>
+            <w:tcW w:type="dxa" w:w="8613"/>
             <w:tcBorders>
               <w:top w:val="single" w:color="999999" w:sz="4"/>
               <w:left w:val="single" w:color="999999" w:sz="4"/>
@@ -1246,7 +1256,7 @@
         </w:trPr>
         <w:tc>
           <w:tcPr>
-            <w:tcW w:type="dxa" w:w="1215"/>
+            <w:tcW w:type="dxa" w:w="1025"/>
             <w:tcBorders>
               <w:top w:val="single" w:color="999999" w:sz="4"/>
               <w:left w:val="single" w:color="999999" w:sz="4"/>
@@ -1268,23 +1278,23 @@
         </w:tc>
         <w:tc>
           <w:tcPr>
-            <w:tcW w:type="dxa" w:w="8423"/>
-            <w:tcBorders>
-              <w:top w:val="single" w:color="999999" w:sz="4"/>
-              <w:left w:val="single" w:color="999999" w:sz="4"/>
-              <w:bottom w:val="single" w:color="999999" w:sz="4"/>
-              <w:right w:val="single" w:color="999999" w:sz="4"/>
-            </w:tcBorders>
-            <w:tcMar>
-              <w:top w:type="dxa" w:w="60"/>
-              <w:left w:type="dxa" w:w="100"/>
-              <w:bottom w:type="dxa" w:w="60"/>
-              <w:right w:type="dxa" w:w="100"/>
-            </w:tcMar>
-          </w:tcPr>
-          <w:p>
-            <w:r>
-              <w:t xml:space="preserve">sur la carte, visibles à travers le couvercle transparent ; LED bleue gardée</w:t>
+            <w:tcW w:type="dxa" w:w="8613"/>
+            <w:tcBorders>
+              <w:top w:val="single" w:color="999999" w:sz="4"/>
+              <w:left w:val="single" w:color="999999" w:sz="4"/>
+              <w:bottom w:val="single" w:color="999999" w:sz="4"/>
+              <w:right w:val="single" w:color="999999" w:sz="4"/>
+            </w:tcBorders>
+            <w:tcMar>
+              <w:top w:type="dxa" w:w="60"/>
+              <w:left w:type="dxa" w:w="100"/>
+              <w:bottom w:type="dxa" w:w="60"/>
+              <w:right w:type="dxa" w:w="100"/>
+            </w:tcMar>
+          </w:tcPr>
+          <w:p>
+            <w:r>
+              <w:t xml:space="preserve">sur la carte, visibles par 2 trous du couvercle (tubes-guides) ; LED bleue gardée</w:t>
             </w:r>
           </w:p>
         </w:tc>
@@ -1295,7 +1305,7 @@
         </w:trPr>
         <w:tc>
           <w:tcPr>
-            <w:tcW w:type="dxa" w:w="1215"/>
+            <w:tcW w:type="dxa" w:w="1025"/>
             <w:tcBorders>
               <w:top w:val="single" w:color="999999" w:sz="4"/>
               <w:left w:val="single" w:color="999999" w:sz="4"/>
@@ -1317,7 +1327,7 @@
         </w:tc>
         <w:tc>
           <w:tcPr>
-            <w:tcW w:type="dxa" w:w="8423"/>
+            <w:tcW w:type="dxa" w:w="8613"/>
             <w:tcBorders>
               <w:top w:val="single" w:color="999999" w:sz="4"/>
               <w:left w:val="single" w:color="999999" w:sz="4"/>
@@ -1340,7 +1350,7 @@
               <w:t xml:space="preserve">impression 3D</w:t>
             </w:r>
             <w:r>
-              <w:t xml:space="preserve"> pour le premier essai (carte au plus juste) ; Hammond 1554C2GYCL gardé en option (§ 6)</w:t>
+              <w:t xml:space="preserve">, tracé le 2026-10-24 (§ 6) ; micro et LED IR à l'intérieur, sous le couvercle ; Hammond 1554C2GYCL abandonné</w:t>
             </w:r>
           </w:p>
         </w:tc>
@@ -1351,7 +1361,7 @@
         </w:trPr>
         <w:tc>
           <w:tcPr>
-            <w:tcW w:type="dxa" w:w="1215"/>
+            <w:tcW w:type="dxa" w:w="1025"/>
             <w:tcBorders>
               <w:top w:val="single" w:color="999999" w:sz="4"/>
               <w:left w:val="single" w:color="999999" w:sz="4"/>
@@ -1373,7 +1383,7 @@
         </w:tc>
         <w:tc>
           <w:tcPr>
-            <w:tcW w:type="dxa" w:w="8423"/>
+            <w:tcW w:type="dxa" w:w="8613"/>
             <w:tcBorders>
               <w:top w:val="single" w:color="999999" w:sz="4"/>
               <w:left w:val="single" w:color="999999" w:sz="4"/>
@@ -3587,10 +3597,10 @@
         </w:tblBorders>
       </w:tblPr>
       <w:tblGrid>
-        <w:gridCol w:w="432"/>
-        <w:gridCol w:w="5107"/>
-        <w:gridCol w:w="1582"/>
-        <w:gridCol w:w="2517"/>
+        <w:gridCol w:w="422"/>
+        <w:gridCol w:w="5206"/>
+        <w:gridCol w:w="1548"/>
+        <w:gridCol w:w="2462"/>
       </w:tblGrid>
       <w:tr>
         <w:trPr>
@@ -3598,7 +3608,7 @@
         </w:trPr>
         <w:tc>
           <w:tcPr>
-            <w:tcW w:type="dxa" w:w="432"/>
+            <w:tcW w:type="dxa" w:w="422"/>
             <w:tcBorders>
               <w:top w:val="single" w:color="999999" w:sz="4"/>
               <w:left w:val="single" w:color="999999" w:sz="4"/>
@@ -3625,7 +3635,7 @@
         </w:tc>
         <w:tc>
           <w:tcPr>
-            <w:tcW w:type="dxa" w:w="5107"/>
+            <w:tcW w:type="dxa" w:w="5206"/>
             <w:tcBorders>
               <w:top w:val="single" w:color="999999" w:sz="4"/>
               <w:left w:val="single" w:color="999999" w:sz="4"/>
@@ -3652,7 +3662,7 @@
         </w:tc>
         <w:tc>
           <w:tcPr>
-            <w:tcW w:type="dxa" w:w="1582"/>
+            <w:tcW w:type="dxa" w:w="1548"/>
             <w:tcBorders>
               <w:top w:val="single" w:color="999999" w:sz="4"/>
               <w:left w:val="single" w:color="999999" w:sz="4"/>
@@ -3679,7 +3689,7 @@
         </w:tc>
         <w:tc>
           <w:tcPr>
-            <w:tcW w:type="dxa" w:w="2517"/>
+            <w:tcW w:type="dxa" w:w="2462"/>
             <w:tcBorders>
               <w:top w:val="single" w:color="999999" w:sz="4"/>
               <w:left w:val="single" w:color="999999" w:sz="4"/>
@@ -3711,7 +3721,7 @@
         </w:trPr>
         <w:tc>
           <w:tcPr>
-            <w:tcW w:type="dxa" w:w="432"/>
+            <w:tcW w:type="dxa" w:w="422"/>
             <w:tcBorders>
               <w:top w:val="single" w:color="999999" w:sz="4"/>
               <w:left w:val="single" w:color="999999" w:sz="4"/>
@@ -3733,7 +3743,7 @@
         </w:tc>
         <w:tc>
           <w:tcPr>
-            <w:tcW w:type="dxa" w:w="5107"/>
+            <w:tcW w:type="dxa" w:w="5206"/>
             <w:tcBorders>
               <w:top w:val="single" w:color="999999" w:sz="4"/>
               <w:left w:val="single" w:color="999999" w:sz="4"/>
@@ -3755,7 +3765,7 @@
         </w:tc>
         <w:tc>
           <w:tcPr>
-            <w:tcW w:type="dxa" w:w="1582"/>
+            <w:tcW w:type="dxa" w:w="1548"/>
             <w:tcBorders>
               <w:top w:val="single" w:color="999999" w:sz="4"/>
               <w:left w:val="single" w:color="999999" w:sz="4"/>
@@ -3777,7 +3787,7 @@
         </w:tc>
         <w:tc>
           <w:tcPr>
-            <w:tcW w:type="dxa" w:w="2517"/>
+            <w:tcW w:type="dxa" w:w="2462"/>
             <w:tcBorders>
               <w:top w:val="single" w:color="999999" w:sz="4"/>
               <w:left w:val="single" w:color="999999" w:sz="4"/>
@@ -3834,7 +3844,7 @@
         </w:trPr>
         <w:tc>
           <w:tcPr>
-            <w:tcW w:type="dxa" w:w="432"/>
+            <w:tcW w:type="dxa" w:w="422"/>
             <w:tcBorders>
               <w:top w:val="single" w:color="999999" w:sz="4"/>
               <w:left w:val="single" w:color="999999" w:sz="4"/>
@@ -3856,7 +3866,7 @@
         </w:tc>
         <w:tc>
           <w:tcPr>
-            <w:tcW w:type="dxa" w:w="5107"/>
+            <w:tcW w:type="dxa" w:w="5206"/>
             <w:tcBorders>
               <w:top w:val="single" w:color="999999" w:sz="4"/>
               <w:left w:val="single" w:color="999999" w:sz="4"/>
@@ -3878,7 +3888,7 @@
         </w:tc>
         <w:tc>
           <w:tcPr>
-            <w:tcW w:type="dxa" w:w="1582"/>
+            <w:tcW w:type="dxa" w:w="1548"/>
             <w:tcBorders>
               <w:top w:val="single" w:color="999999" w:sz="4"/>
               <w:left w:val="single" w:color="999999" w:sz="4"/>
@@ -3900,7 +3910,7 @@
         </w:tc>
         <w:tc>
           <w:tcPr>
-            <w:tcW w:type="dxa" w:w="2517"/>
+            <w:tcW w:type="dxa" w:w="2462"/>
             <w:tcBorders>
               <w:top w:val="single" w:color="999999" w:sz="4"/>
               <w:left w:val="single" w:color="999999" w:sz="4"/>
@@ -3943,7 +3953,7 @@
         </w:trPr>
         <w:tc>
           <w:tcPr>
-            <w:tcW w:type="dxa" w:w="432"/>
+            <w:tcW w:type="dxa" w:w="422"/>
             <w:tcBorders>
               <w:top w:val="single" w:color="999999" w:sz="4"/>
               <w:left w:val="single" w:color="999999" w:sz="4"/>
@@ -3965,7 +3975,7 @@
         </w:tc>
         <w:tc>
           <w:tcPr>
-            <w:tcW w:type="dxa" w:w="5107"/>
+            <w:tcW w:type="dxa" w:w="5206"/>
             <w:tcBorders>
               <w:top w:val="single" w:color="999999" w:sz="4"/>
               <w:left w:val="single" w:color="999999" w:sz="4"/>
@@ -3987,7 +3997,7 @@
         </w:tc>
         <w:tc>
           <w:tcPr>
-            <w:tcW w:type="dxa" w:w="1582"/>
+            <w:tcW w:type="dxa" w:w="1548"/>
             <w:tcBorders>
               <w:top w:val="single" w:color="999999" w:sz="4"/>
               <w:left w:val="single" w:color="999999" w:sz="4"/>
@@ -4009,7 +4019,7 @@
         </w:tc>
         <w:tc>
           <w:tcPr>
-            <w:tcW w:type="dxa" w:w="2517"/>
+            <w:tcW w:type="dxa" w:w="2462"/>
             <w:tcBorders>
               <w:top w:val="single" w:color="999999" w:sz="4"/>
               <w:left w:val="single" w:color="999999" w:sz="4"/>
@@ -4052,7 +4062,7 @@
         </w:trPr>
         <w:tc>
           <w:tcPr>
-            <w:tcW w:type="dxa" w:w="432"/>
+            <w:tcW w:type="dxa" w:w="422"/>
             <w:tcBorders>
               <w:top w:val="single" w:color="999999" w:sz="4"/>
               <w:left w:val="single" w:color="999999" w:sz="4"/>
@@ -4074,7 +4084,7 @@
         </w:tc>
         <w:tc>
           <w:tcPr>
-            <w:tcW w:type="dxa" w:w="5107"/>
+            <w:tcW w:type="dxa" w:w="5206"/>
             <w:tcBorders>
               <w:top w:val="single" w:color="999999" w:sz="4"/>
               <w:left w:val="single" w:color="999999" w:sz="4"/>
@@ -4096,7 +4106,7 @@
         </w:tc>
         <w:tc>
           <w:tcPr>
-            <w:tcW w:type="dxa" w:w="1582"/>
+            <w:tcW w:type="dxa" w:w="1548"/>
             <w:tcBorders>
               <w:top w:val="single" w:color="999999" w:sz="4"/>
               <w:left w:val="single" w:color="999999" w:sz="4"/>
@@ -4118,7 +4128,7 @@
         </w:tc>
         <w:tc>
           <w:tcPr>
-            <w:tcW w:type="dxa" w:w="2517"/>
+            <w:tcW w:type="dxa" w:w="2462"/>
             <w:tcBorders>
               <w:top w:val="single" w:color="999999" w:sz="4"/>
               <w:left w:val="single" w:color="999999" w:sz="4"/>
@@ -4164,7 +4174,7 @@
         </w:trPr>
         <w:tc>
           <w:tcPr>
-            <w:tcW w:type="dxa" w:w="432"/>
+            <w:tcW w:type="dxa" w:w="422"/>
             <w:tcBorders>
               <w:top w:val="single" w:color="999999" w:sz="4"/>
               <w:left w:val="single" w:color="999999" w:sz="4"/>
@@ -4186,7 +4196,7 @@
         </w:tc>
         <w:tc>
           <w:tcPr>
-            <w:tcW w:type="dxa" w:w="5107"/>
+            <w:tcW w:type="dxa" w:w="5206"/>
             <w:tcBorders>
               <w:top w:val="single" w:color="999999" w:sz="4"/>
               <w:left w:val="single" w:color="999999" w:sz="4"/>
@@ -4208,7 +4218,7 @@
         </w:tc>
         <w:tc>
           <w:tcPr>
-            <w:tcW w:type="dxa" w:w="1582"/>
+            <w:tcW w:type="dxa" w:w="1548"/>
             <w:tcBorders>
               <w:top w:val="single" w:color="999999" w:sz="4"/>
               <w:left w:val="single" w:color="999999" w:sz="4"/>
@@ -4230,7 +4240,7 @@
         </w:tc>
         <w:tc>
           <w:tcPr>
-            <w:tcW w:type="dxa" w:w="2517"/>
+            <w:tcW w:type="dxa" w:w="2462"/>
             <w:tcBorders>
               <w:top w:val="single" w:color="999999" w:sz="4"/>
               <w:left w:val="single" w:color="999999" w:sz="4"/>
@@ -4273,7 +4283,7 @@
         </w:trPr>
         <w:tc>
           <w:tcPr>
-            <w:tcW w:type="dxa" w:w="432"/>
+            <w:tcW w:type="dxa" w:w="422"/>
             <w:tcBorders>
               <w:top w:val="single" w:color="999999" w:sz="4"/>
               <w:left w:val="single" w:color="999999" w:sz="4"/>
@@ -4295,29 +4305,29 @@
         </w:tc>
         <w:tc>
           <w:tcPr>
-            <w:tcW w:type="dxa" w:w="5107"/>
-            <w:tcBorders>
-              <w:top w:val="single" w:color="999999" w:sz="4"/>
-              <w:left w:val="single" w:color="999999" w:sz="4"/>
-              <w:bottom w:val="single" w:color="999999" w:sz="4"/>
-              <w:right w:val="single" w:color="999999" w:sz="4"/>
-            </w:tcBorders>
-            <w:tcMar>
-              <w:top w:type="dxa" w:w="60"/>
-              <w:left w:type="dxa" w:w="100"/>
-              <w:bottom w:type="dxa" w:w="60"/>
-              <w:right w:type="dxa" w:w="100"/>
-            </w:tcMar>
-          </w:tcPr>
-          <w:p>
-            <w:r>
-              <w:t xml:space="preserve">JST-XH 2 broches « vers LED IR (2 × HIR204C) »</w:t>
-            </w:r>
-          </w:p>
-        </w:tc>
-        <w:tc>
-          <w:tcPr>
-            <w:tcW w:type="dxa" w:w="1582"/>
+            <w:tcW w:type="dxa" w:w="5206"/>
+            <w:tcBorders>
+              <w:top w:val="single" w:color="999999" w:sz="4"/>
+              <w:left w:val="single" w:color="999999" w:sz="4"/>
+              <w:bottom w:val="single" w:color="999999" w:sz="4"/>
+              <w:right w:val="single" w:color="999999" w:sz="4"/>
+            </w:tcBorders>
+            <w:tcMar>
+              <w:top w:type="dxa" w:w="60"/>
+              <w:left w:type="dxa" w:w="100"/>
+              <w:bottom w:type="dxa" w:w="60"/>
+              <w:right w:type="dxa" w:w="100"/>
+            </w:tcMar>
+          </w:tcPr>
+          <w:p>
+            <w:r>
+              <w:t xml:space="preserve">JST-XH 2 broches « vers LED IR (2 × HIR204C) » (LED posées : 2 × IR333C-A)</w:t>
+            </w:r>
+          </w:p>
+        </w:tc>
+        <w:tc>
+          <w:tcPr>
+            <w:tcW w:type="dxa" w:w="1548"/>
             <w:tcBorders>
               <w:top w:val="single" w:color="999999" w:sz="4"/>
               <w:left w:val="single" w:color="999999" w:sz="4"/>
@@ -4339,7 +4349,7 @@
         </w:tc>
         <w:tc>
           <w:tcPr>
-            <w:tcW w:type="dxa" w:w="2517"/>
+            <w:tcW w:type="dxa" w:w="2462"/>
             <w:tcBorders>
               <w:top w:val="single" w:color="999999" w:sz="4"/>
               <w:left w:val="single" w:color="999999" w:sz="4"/>
@@ -4385,7 +4395,7 @@
         </w:trPr>
         <w:tc>
           <w:tcPr>
-            <w:tcW w:type="dxa" w:w="432"/>
+            <w:tcW w:type="dxa" w:w="422"/>
             <w:tcBorders>
               <w:top w:val="single" w:color="999999" w:sz="4"/>
               <w:left w:val="single" w:color="999999" w:sz="4"/>
@@ -4407,7 +4417,7 @@
         </w:tc>
         <w:tc>
           <w:tcPr>
-            <w:tcW w:type="dxa" w:w="5107"/>
+            <w:tcW w:type="dxa" w:w="5206"/>
             <w:tcBorders>
               <w:top w:val="single" w:color="999999" w:sz="4"/>
               <w:left w:val="single" w:color="999999" w:sz="4"/>
@@ -4429,7 +4439,7 @@
         </w:tc>
         <w:tc>
           <w:tcPr>
-            <w:tcW w:type="dxa" w:w="1582"/>
+            <w:tcW w:type="dxa" w:w="1548"/>
             <w:tcBorders>
               <w:top w:val="single" w:color="999999" w:sz="4"/>
               <w:left w:val="single" w:color="999999" w:sz="4"/>
@@ -4451,7 +4461,7 @@
         </w:tc>
         <w:tc>
           <w:tcPr>
-            <w:tcW w:type="dxa" w:w="2517"/>
+            <w:tcW w:type="dxa" w:w="2462"/>
             <w:tcBorders>
               <w:top w:val="single" w:color="999999" w:sz="4"/>
               <w:left w:val="single" w:color="999999" w:sz="4"/>
@@ -5155,7 +5165,7 @@
         <w:spacing w:after="120"/>
       </w:pPr>
       <w:r>
-        <w:t xml:space="preserve">Hors carte, non dessinés (connecteurs nommés « vers … ») : bloc secteur 12 V, module micro MAX4466, 2 × HIR204C en série.</w:t>
+        <w:t xml:space="preserve">Hors carte, non dessinés (connecteurs nommés « vers … ») : bloc secteur 12 V, module micro MAX4466, 2 LED IR en série (IR333C-A ; le PCB garde le nom HIR204C dans le libellé de J6).</w:t>
       </w:r>
     </w:p>
     <w:p>
@@ -5226,14 +5236,35 @@
         <w:spacing w:after="120"/>
       </w:pPr>
       <w:r>
-        <w:t xml:space="preserve">HIR204C : 100 mA en continu ; le 1 A de la fiche technique ne vaut que pour des impulsions ≤ 100 µs et ≤ 1 % du temps, ce que n'est pas le NEC (porteuse 38 kHz allumée environ un tiers du temps pendant les rafales). Le montage d'essai actuel fonctionne à 1,80 m avec environ 15 mA (6 V, 197 Ω en série, 150 Ω en base, 2N3511). Cible : </w:t>
+        <w:t xml:space="preserve">LED posées : </w:t>
       </w:r>
       <w:r>
         <w:rPr>
           <w:b/>
           <w:bCs/>
         </w:rPr>
-        <w:t xml:space="preserve">100 mA en crête</w:t>
+        <w:t xml:space="preserve">IR333C-A</w:t>
+      </w:r>
+      <w:r>
+        <w:t xml:space="preserve"> (fiche technique : </w:t>
+      </w:r>
+      <w:r>
+        <w:rPr>
+          <w:rFonts w:ascii="Consolas" w:cs="Consolas" w:eastAsia="Consolas" w:hAnsi="Consolas"/>
+          <w:sz w:val="19"/>
+          <w:szCs w:val="19"/>
+        </w:rPr>
+        <w:t xml:space="preserve">U:\Info-Developpement\Composants\LED\IR333C-A</w:t>
+      </w:r>
+      <w:r>
+        <w:t xml:space="preserve">) : 940 nm, angle 20°, 100 mA en continu, VF ≈ 1,4 V à 100 mA. Le 1 A de la fiche technique ne vaut que pour des impulsions ≤ 100 µs et ≤ 1 % du temps, ce que n'est pas le NEC (porteuse 38 kHz allumée environ un tiers du temps pendant les rafales). Le montage d'essai actuel (HIR204C) fonctionne à 1,80 m avec environ 15 mA (6 V, 197 Ω en série, 150 Ω en base, 2N3511). Cible : </w:t>
+      </w:r>
+      <w:r>
+        <w:rPr>
+          <w:b/>
+          <w:bCs/>
+        </w:rPr>
+        <w:t xml:space="preserve">≈ 90 à 100 mA en crête</w:t>
       </w:r>
       <w:r>
         <w:t xml:space="preserve"> (≈ 6 fois plus de marge de portée, dans la limite du continu des LED).</w:t>
@@ -5414,7 +5445,7 @@
           </w:tcPr>
           <w:p>
             <w:r>
-              <w:t xml:space="preserve">(5 − 2 × 1,35 − 0,15) / 0,1 A = 21,5 Ω</w:t>
+              <w:t xml:space="preserve">(5 − 2 × 1,4 − 0,2) / 0,1 A = 20 Ω</w:t>
             </w:r>
           </w:p>
         </w:tc>
@@ -5436,7 +5467,7 @@
           </w:tcPr>
           <w:p>
             <w:r>
-              <w:t xml:space="preserve">22 Ω 1/4 W (≈ 98 mA)</w:t>
+              <w:t xml:space="preserve">22 Ω 1/4 W (≈ 90 mA)</w:t>
             </w:r>
           </w:p>
         </w:tc>
@@ -5842,7 +5873,7 @@
         <w:spacing w:after="120"/>
       </w:pPr>
       <w:r>
-        <w:t xml:space="preserve">Sécurité : si la broche IR restait bloquée à l'état haut, les LED recevraient 100 mA en continu (leur limite, pas une surcharge) et R3 dissiperait 0,21 W (&lt; 0,25 W). Avec les 5 Ω de l'IR Box, ce serait 0,35 A en continu dans les LED.</w:t>
+        <w:t xml:space="preserve">Sécurité : si la broche IR restait bloquée à l'état haut, les LED recevraient ≈ 90 mA en continu (sous leur limite de 100 mA) et R3 dissiperait 0,18 W (&lt; 0,25 W). Avec les 5 Ω de l'IR Box, ce serait 0,35 A en continu dans les LED.</w:t>
       </w:r>
     </w:p>
     <w:p>
@@ -5850,7 +5881,7 @@
         <w:spacing w:after="120"/>
       </w:pPr>
       <w:r>
-        <w:t xml:space="preserve">Pour aller plus loin si la portée manque : 15 Ω → ≈ 145 mA en crête (encore raisonnable, en 1/2 W). Les HIR204C émettent à 850 nm alors que les récepteurs sont plutôt réglés vers 940 nm : une LED 940 nm (TSAL6200 par exemple) serait plus efficace, sans toucher au PCB (LED sur fil).</w:t>
+        <w:t xml:space="preserve">Pour aller plus loin si la portée manque : 15 Ω → ≈ 135 mA en crête (encore raisonnable, en 1/2 W). Le faisceau des IR333C-A est étroit (20°) : le couvercle du boîtier doit regarder le chauffage.</w:t>
       </w:r>
     </w:p>
     <w:p>
@@ -5879,28 +5910,10 @@
           <w:b/>
           <w:bCs/>
         </w:rPr>
-        <w:t xml:space="preserve">Décision pour le premier essai : boîtier imprimé en 3D</w:t>
-      </w:r>
-      <w:r>
-        <w:t xml:space="preserve">, dessiné autour de la carte (64 × 48 mm, 4 trous M3 à 3,5 mm des coins, § 8.2). Le micro et les LED IR restent dehors, sur fil ; les LED témoins doivent rester visibles (fenêtre ou couvercle translucide à prévoir au tracé du boîtier).</w:t>
-      </w:r>
-    </w:p>
-    <w:p>
-      <w:pPr>
-        <w:spacing w:after="120"/>
-      </w:pPr>
-      <w:r>
-        <w:t xml:space="preserve">Option gardée pour plus tard, </w:t>
-      </w:r>
-      <w:r>
-        <w:rPr>
-          <w:b/>
-          <w:bCs/>
-        </w:rPr>
-        <w:t xml:space="preserve">Hammond 1554C2GYCL</w:t>
-      </w:r>
-      <w:r>
-        <w:t xml:space="preserve"> : polycarbonate, couvercle transparent, IP66 ; extérieur 120 × 65 × 40 mm ; intérieur ≈ 113,4 × 58,4 mm, hauteur 34,5 mm ; inserts laiton M3 pour fixer le PCB ; 4 vis de couvercle M4 et joint fournis. Plan : </w:t>
+        <w:t xml:space="preserve">Boîtier imprimé en 3D, tracé le 2026-10-24</w:t>
+      </w:r>
+      <w:r>
+        <w:t xml:space="preserve"> : </w:t>
       </w:r>
       <w:r>
         <w:rPr>
@@ -5908,10 +5921,21 @@
           <w:sz w:val="19"/>
           <w:szCs w:val="19"/>
         </w:rPr>
-        <w:t xml:space="preserve">https://www.hammfg.com/files/parts/pdf/1554C2GYCL.pdf</w:t>
-      </w:r>
-      <w:r>
-        <w:t xml:space="preserve">.</w:t>
+        <w:t xml:space="preserve">Capteur/boitier/NoeudChauffageSdb/</w:t>
+      </w:r>
+      <w:r>
+        <w:t xml:space="preserve"> (source </w:t>
+      </w:r>
+      <w:r>
+        <w:rPr>
+          <w:rFonts w:ascii="Consolas" w:cs="Consolas" w:eastAsia="Consolas" w:hAnsi="Consolas"/>
+          <w:sz w:val="19"/>
+          <w:szCs w:val="19"/>
+        </w:rPr>
+        <w:t xml:space="preserve">boitier_noeud.scad</w:t>
+      </w:r>
+      <w:r>
+        <w:t xml:space="preserve">, STL, aperçus, fiche « Boîtier NoeudChauffageSdb.md » avec le détail, le montage et les cotes à vérifier avant impression).</w:t>
       </w:r>
     </w:p>
     <w:p>
@@ -5923,17 +5947,17 @@
         </w:numPr>
       </w:pPr>
       <w:r>
-        <w:t xml:space="preserve">Entraxe exact des inserts M3 : </w:t>
+        <w:t xml:space="preserve">Fixé à plat au mur de la salle de bain (à l'abri), par 4 oreilles ; </w:t>
       </w:r>
       <w:r>
         <w:rPr>
           <w:b/>
           <w:bCs/>
         </w:rPr>
-        <w:t xml:space="preserve">à lire sur le plan</w:t>
-      </w:r>
-      <w:r>
-        <w:t xml:space="preserve"> (peut-être 95 × 40,5 mm) ou à mesurer sur la pièce → fixe le contour et les trous du PCB.</w:t>
+        <w:t xml:space="preserve">couvercle face au chauffage</w:t>
+      </w:r>
+      <w:r>
+        <w:t xml:space="preserve"> (≈ 1,80 m).</w:t>
       </w:r>
     </w:p>
     <w:p>
@@ -5945,7 +5969,7 @@
         </w:numPr>
       </w:pPr>
       <w:r>
-        <w:t xml:space="preserve">Hauteur : composant le plus haut ≈ 16 mm (XIAO sur barrettes), largement sous les 34,5 mm.</w:t>
+        <w:t xml:space="preserve">Carte tournée de 180° : prise USB-C à gauche (fente), J1 / J5 / J6 en haut, LED témoins en bas ; placement inchangé.</w:t>
       </w:r>
     </w:p>
     <w:p>
@@ -5957,7 +5981,7 @@
         </w:numPr>
       </w:pPr>
       <w:r>
-        <w:t xml:space="preserve">3 presse-étoupes PG7 (câble 12 V, micro, LED IR) ; le micro et les LED IR sont DEHORS (enfermé, le micro entendrait mal ; le polycarbonate gris arrête l'infrarouge).</w:t>
+        <w:t xml:space="preserve">Seul le câble 12 V sort, par la paroi droite (fente + serre-câble).</w:t>
       </w:r>
     </w:p>
     <w:p>
@@ -5969,7 +5993,56 @@
         </w:numPr>
       </w:pPr>
       <w:r>
-        <w:t xml:space="preserve">Prises sur la carte (J1, J5, J6) du côté des presse-étoupes ; LED témoins visibles par le couvercle.</w:t>
+        <w:rPr>
+          <w:b/>
+          <w:bCs/>
+        </w:rPr>
+        <w:t xml:space="preserve">Micro et LED IR à l'intérieur</w:t>
+      </w:r>
+      <w:r>
+        <w:t xml:space="preserve">, sous le couvercle : micro vissé (M2) derrière une grille de 7 trous, LED IR passées dans 2 trous du couvercle (le PETG opaque arrête l'infrarouge).</w:t>
+      </w:r>
+    </w:p>
+    <w:p>
+      <w:pPr>
+        <w:pStyle w:val="ListParagraph"/>
+        <w:numPr>
+          <w:ilvl w:val="0"/>
+          <w:numId w:val="2"/>
+        </w:numPr>
+      </w:pPr>
+      <w:r>
+        <w:t xml:space="preserve">LED témoins D6 / D7 visibles par 2 trous du couvercle : </w:t>
+      </w:r>
+      <w:r>
+        <w:rPr>
+          <w:b/>
+          <w:bCs/>
+        </w:rPr>
+        <w:t xml:space="preserve">les souder avec 16,4 mm de patte</w:t>
+      </w:r>
+      <w:r>
+        <w:t xml:space="preserve"> entre la carte et la collerette (tubes-guides du couvercle).</w:t>
+      </w:r>
+    </w:p>
+    <w:p>
+      <w:pPr>
+        <w:pStyle w:val="ListParagraph"/>
+        <w:numPr>
+          <w:ilvl w:val="0"/>
+          <w:numId w:val="2"/>
+        </w:numPr>
+      </w:pPr>
+      <w:r>
+        <w:t xml:space="preserve">Antenne Wi-Fi souple 40 × 20 mm contre la paroi basse.</w:t>
+      </w:r>
+    </w:p>
+    <w:p>
+      <w:pPr>
+        <w:spacing w:after="120"/>
+      </w:pPr>
+      <w:r>
+        <w:t xml:space="preserve">Le boîtier Hammond 1554C2GYCL envisagé au départ est abandonné.</w:t>
       </w:r>
     </w:p>
     <w:p>
@@ -8436,7 +8509,7 @@
         </w:numPr>
       </w:pPr>
       <w:r>
-        <w:t xml:space="preserve">☑ Export </w:t>
+        <w:t xml:space="preserve">[x] Export </w:t>
       </w:r>
       <w:r>
         <w:rPr>
@@ -8470,7 +8543,7 @@
         </w:numPr>
       </w:pPr>
       <w:r>
-        <w:t xml:space="preserve">☐ Commit (procédure NAS de Pilotage_Maison, sans </w:t>
+        <w:t xml:space="preserve">[ ] Commit (procédure NAS de Pilotage_Maison, sans </w:t>
       </w:r>
       <w:r>
         <w:rPr>
@@ -8493,7 +8566,7 @@
         </w:numPr>
       </w:pPr>
       <w:r>
-        <w:t xml:space="preserve">☐ Commande JLCPCB (fichiers de fabrication depuis EasyEDA ; options de commande à choisir).</w:t>
+        <w:t xml:space="preserve">[ ] Commande JLCPCB (fichiers de fabrication depuis EasyEDA ; options de commande à choisir).</w:t>
       </w:r>
     </w:p>
     <w:p>
@@ -8505,7 +8578,19 @@
         </w:numPr>
       </w:pPr>
       <w:r>
-        <w:t xml:space="preserve">☐ À réception : mesures du § 7 ; tracé du boîtier imprimé.</w:t>
+        <w:t xml:space="preserve">[x] Tracé du boîtier imprimé (2026-10-24, § 6).</w:t>
+      </w:r>
+    </w:p>
+    <w:p>
+      <w:pPr>
+        <w:pStyle w:val="ListParagraph"/>
+        <w:numPr>
+          <w:ilvl w:val="0"/>
+          <w:numId w:val="2"/>
+        </w:numPr>
+      </w:pPr>
+      <w:r>
+        <w:t xml:space="preserve">[ ] À réception : mesures du § 7 ; cotes à vérifier avant impression du boîtier.</w:t>
       </w:r>
     </w:p>
     <w:p>

--- a/Capteur/pcb/NoeudChauffageSdb/NoeudChauffageSdb.docx
+++ b/Capteur/pcb/NoeudChauffageSdb/NoeudChauffageSdb.docx
@@ -16,7 +16,17 @@
         <w:spacing w:after="120"/>
       </w:pPr>
       <w:r>
-        <w:t xml:space="preserve">Version du 2026-10-18 (carte V 1.0 dessinée) ; mise à jour le 2026-10-24 (LED IR IR333C-A, boîtier tracé : § 6). </w:t>
+        <w:t xml:space="preserve">Version du 2026-10-18 (carte V 1.0 dessinée) ; mise à jour le 2026-10-24 (LED IR IR333C-A, boîtier tracé : § 6) et le 2026-10-29 (</w:t>
+      </w:r>
+      <w:r>
+        <w:rPr>
+          <w:b/>
+          <w:bCs/>
+        </w:rPr>
+        <w:t xml:space="preserve">alimentation par bloc USB 5 V</w:t>
+      </w:r>
+      <w:r>
+        <w:t xml:space="preserve"> au lieu du bloc 12 V, circuit imprimé inchangé : § 4.1 et § 5.1). </w:t>
       </w:r>
       <w:r>
         <w:rPr>
@@ -130,7 +140,7 @@
         <w:t xml:space="preserve">alimentation secteur</w:t>
       </w:r>
       <w:r>
-        <w:t xml:space="preserve"> par bloc 12 V.</w:t>
+        <w:t xml:space="preserve"> par bloc USB 5 V (≥ 1 A) sur le bornier J1 (bloc 12 V abandonné le 2026-10-29).</w:t>
       </w:r>
     </w:p>
     <w:p>
@@ -884,8 +894,8 @@
         </w:tblBorders>
       </w:tblPr>
       <w:tblGrid>
-        <w:gridCol w:w="1025"/>
-        <w:gridCol w:w="8613"/>
+        <w:gridCol w:w="933"/>
+        <w:gridCol w:w="8705"/>
       </w:tblGrid>
       <w:tr>
         <w:trPr>
@@ -893,7 +903,7 @@
         </w:trPr>
         <w:tc>
           <w:tcPr>
-            <w:tcW w:type="dxa" w:w="1025"/>
+            <w:tcW w:type="dxa" w:w="933"/>
             <w:tcBorders>
               <w:top w:val="single" w:color="999999" w:sz="4"/>
               <w:left w:val="single" w:color="999999" w:sz="4"/>
@@ -920,7 +930,7 @@
         </w:tc>
         <w:tc>
           <w:tcPr>
-            <w:tcW w:type="dxa" w:w="8613"/>
+            <w:tcW w:type="dxa" w:w="8705"/>
             <w:tcBorders>
               <w:top w:val="single" w:color="999999" w:sz="4"/>
               <w:left w:val="single" w:color="999999" w:sz="4"/>
@@ -952,7 +962,7 @@
         </w:trPr>
         <w:tc>
           <w:tcPr>
-            <w:tcW w:type="dxa" w:w="1025"/>
+            <w:tcW w:type="dxa" w:w="933"/>
             <w:tcBorders>
               <w:top w:val="single" w:color="999999" w:sz="4"/>
               <w:left w:val="single" w:color="999999" w:sz="4"/>
@@ -974,7 +984,7 @@
         </w:tc>
         <w:tc>
           <w:tcPr>
-            <w:tcW w:type="dxa" w:w="8613"/>
+            <w:tcW w:type="dxa" w:w="8705"/>
             <w:tcBorders>
               <w:top w:val="single" w:color="999999" w:sz="4"/>
               <w:left w:val="single" w:color="999999" w:sz="4"/>
@@ -1001,7 +1011,7 @@
         </w:trPr>
         <w:tc>
           <w:tcPr>
-            <w:tcW w:type="dxa" w:w="1025"/>
+            <w:tcW w:type="dxa" w:w="933"/>
             <w:tcBorders>
               <w:top w:val="single" w:color="999999" w:sz="4"/>
               <w:left w:val="single" w:color="999999" w:sz="4"/>
@@ -1023,23 +1033,30 @@
         </w:tc>
         <w:tc>
           <w:tcPr>
-            <w:tcW w:type="dxa" w:w="8613"/>
-            <w:tcBorders>
-              <w:top w:val="single" w:color="999999" w:sz="4"/>
-              <w:left w:val="single" w:color="999999" w:sz="4"/>
-              <w:bottom w:val="single" w:color="999999" w:sz="4"/>
-              <w:right w:val="single" w:color="999999" w:sz="4"/>
-            </w:tcBorders>
-            <w:tcMar>
-              <w:top w:type="dxa" w:w="60"/>
-              <w:left w:type="dxa" w:w="100"/>
-              <w:bottom w:type="dxa" w:w="60"/>
-              <w:right w:type="dxa" w:w="100"/>
-            </w:tcMar>
-          </w:tcPr>
-          <w:p>
-            <w:r>
-              <w:t xml:space="preserve">bloc secteur 12 V (tension à vide &lt; 16 V) → bornier → régulateur à découpage 5 V</w:t>
+            <w:tcW w:type="dxa" w:w="8705"/>
+            <w:tcBorders>
+              <w:top w:val="single" w:color="999999" w:sz="4"/>
+              <w:left w:val="single" w:color="999999" w:sz="4"/>
+              <w:bottom w:val="single" w:color="999999" w:sz="4"/>
+              <w:right w:val="single" w:color="999999" w:sz="4"/>
+            </w:tcBorders>
+            <w:tcMar>
+              <w:top w:type="dxa" w:w="60"/>
+              <w:left w:type="dxa" w:w="100"/>
+              <w:bottom w:type="dxa" w:w="60"/>
+              <w:right w:type="dxa" w:w="100"/>
+            </w:tcMar>
+          </w:tcPr>
+          <w:p>
+            <w:r>
+              <w:rPr>
+                <w:b/>
+                <w:bCs/>
+              </w:rPr>
+              <w:t xml:space="preserve">bloc USB 5 V ≥ 1 A → bornier J1 → D1 → pont à la place de U1</w:t>
+            </w:r>
+            <w:r>
+              <w:t xml:space="preserve"> (2026-10-29) ; prévu à l'origine : bloc 12 V → régulateur à découpage R-78E</w:t>
             </w:r>
           </w:p>
         </w:tc>
@@ -1050,7 +1067,7 @@
         </w:trPr>
         <w:tc>
           <w:tcPr>
-            <w:tcW w:type="dxa" w:w="1025"/>
+            <w:tcW w:type="dxa" w:w="933"/>
             <w:tcBorders>
               <w:top w:val="single" w:color="999999" w:sz="4"/>
               <w:left w:val="single" w:color="999999" w:sz="4"/>
@@ -1072,7 +1089,7 @@
         </w:tc>
         <w:tc>
           <w:tcPr>
-            <w:tcW w:type="dxa" w:w="8613"/>
+            <w:tcW w:type="dxa" w:w="8705"/>
             <w:tcBorders>
               <w:top w:val="single" w:color="999999" w:sz="4"/>
               <w:left w:val="single" w:color="999999" w:sz="4"/>
@@ -1099,7 +1116,7 @@
         </w:trPr>
         <w:tc>
           <w:tcPr>
-            <w:tcW w:type="dxa" w:w="1025"/>
+            <w:tcW w:type="dxa" w:w="933"/>
             <w:tcBorders>
               <w:top w:val="single" w:color="999999" w:sz="4"/>
               <w:left w:val="single" w:color="999999" w:sz="4"/>
@@ -1121,7 +1138,7 @@
         </w:tc>
         <w:tc>
           <w:tcPr>
-            <w:tcW w:type="dxa" w:w="8613"/>
+            <w:tcW w:type="dxa" w:w="8705"/>
             <w:tcBorders>
               <w:top w:val="single" w:color="999999" w:sz="4"/>
               <w:left w:val="single" w:color="999999" w:sz="4"/>
@@ -1148,7 +1165,7 @@
         </w:trPr>
         <w:tc>
           <w:tcPr>
-            <w:tcW w:type="dxa" w:w="1025"/>
+            <w:tcW w:type="dxa" w:w="933"/>
             <w:tcBorders>
               <w:top w:val="single" w:color="999999" w:sz="4"/>
               <w:left w:val="single" w:color="999999" w:sz="4"/>
@@ -1170,7 +1187,7 @@
         </w:tc>
         <w:tc>
           <w:tcPr>
-            <w:tcW w:type="dxa" w:w="8613"/>
+            <w:tcW w:type="dxa" w:w="8705"/>
             <w:tcBorders>
               <w:top w:val="single" w:color="999999" w:sz="4"/>
               <w:left w:val="single" w:color="999999" w:sz="4"/>
@@ -1207,7 +1224,7 @@
         </w:trPr>
         <w:tc>
           <w:tcPr>
-            <w:tcW w:type="dxa" w:w="1025"/>
+            <w:tcW w:type="dxa" w:w="933"/>
             <w:tcBorders>
               <w:top w:val="single" w:color="999999" w:sz="4"/>
               <w:left w:val="single" w:color="999999" w:sz="4"/>
@@ -1229,7 +1246,7 @@
         </w:tc>
         <w:tc>
           <w:tcPr>
-            <w:tcW w:type="dxa" w:w="8613"/>
+            <w:tcW w:type="dxa" w:w="8705"/>
             <w:tcBorders>
               <w:top w:val="single" w:color="999999" w:sz="4"/>
               <w:left w:val="single" w:color="999999" w:sz="4"/>
@@ -1256,7 +1273,7 @@
         </w:trPr>
         <w:tc>
           <w:tcPr>
-            <w:tcW w:type="dxa" w:w="1025"/>
+            <w:tcW w:type="dxa" w:w="933"/>
             <w:tcBorders>
               <w:top w:val="single" w:color="999999" w:sz="4"/>
               <w:left w:val="single" w:color="999999" w:sz="4"/>
@@ -1278,7 +1295,7 @@
         </w:tc>
         <w:tc>
           <w:tcPr>
-            <w:tcW w:type="dxa" w:w="8613"/>
+            <w:tcW w:type="dxa" w:w="8705"/>
             <w:tcBorders>
               <w:top w:val="single" w:color="999999" w:sz="4"/>
               <w:left w:val="single" w:color="999999" w:sz="4"/>
@@ -1305,7 +1322,7 @@
         </w:trPr>
         <w:tc>
           <w:tcPr>
-            <w:tcW w:type="dxa" w:w="1025"/>
+            <w:tcW w:type="dxa" w:w="933"/>
             <w:tcBorders>
               <w:top w:val="single" w:color="999999" w:sz="4"/>
               <w:left w:val="single" w:color="999999" w:sz="4"/>
@@ -1327,7 +1344,7 @@
         </w:tc>
         <w:tc>
           <w:tcPr>
-            <w:tcW w:type="dxa" w:w="8613"/>
+            <w:tcW w:type="dxa" w:w="8705"/>
             <w:tcBorders>
               <w:top w:val="single" w:color="999999" w:sz="4"/>
               <w:left w:val="single" w:color="999999" w:sz="4"/>
@@ -1361,7 +1378,7 @@
         </w:trPr>
         <w:tc>
           <w:tcPr>
-            <w:tcW w:type="dxa" w:w="1025"/>
+            <w:tcW w:type="dxa" w:w="933"/>
             <w:tcBorders>
               <w:top w:val="single" w:color="999999" w:sz="4"/>
               <w:left w:val="single" w:color="999999" w:sz="4"/>
@@ -1383,7 +1400,7 @@
         </w:tc>
         <w:tc>
           <w:tcPr>
-            <w:tcW w:type="dxa" w:w="8613"/>
+            <w:tcW w:type="dxa" w:w="8705"/>
             <w:tcBorders>
               <w:top w:val="single" w:color="999999" w:sz="4"/>
               <w:left w:val="single" w:color="999999" w:sz="4"/>
@@ -1428,8 +1445,8 @@
         </w:tblBorders>
       </w:tblPr>
       <w:tblGrid>
-        <w:gridCol w:w="3270"/>
-        <w:gridCol w:w="6368"/>
+        <w:gridCol w:w="2733"/>
+        <w:gridCol w:w="6905"/>
       </w:tblGrid>
       <w:tr>
         <w:trPr>
@@ -1437,7 +1454,7 @@
         </w:trPr>
         <w:tc>
           <w:tcPr>
-            <w:tcW w:type="dxa" w:w="3270"/>
+            <w:tcW w:type="dxa" w:w="2733"/>
             <w:tcBorders>
               <w:top w:val="single" w:color="999999" w:sz="4"/>
               <w:left w:val="single" w:color="999999" w:sz="4"/>
@@ -1464,7 +1481,7 @@
         </w:tc>
         <w:tc>
           <w:tcPr>
-            <w:tcW w:type="dxa" w:w="6368"/>
+            <w:tcW w:type="dxa" w:w="6905"/>
             <w:tcBorders>
               <w:top w:val="single" w:color="999999" w:sz="4"/>
               <w:left w:val="single" w:color="999999" w:sz="4"/>
@@ -1496,7 +1513,7 @@
         </w:trPr>
         <w:tc>
           <w:tcPr>
-            <w:tcW w:type="dxa" w:w="3270"/>
+            <w:tcW w:type="dxa" w:w="2733"/>
             <w:tcBorders>
               <w:top w:val="single" w:color="999999" w:sz="4"/>
               <w:left w:val="single" w:color="999999" w:sz="4"/>
@@ -1518,7 +1535,7 @@
         </w:tc>
         <w:tc>
           <w:tcPr>
-            <w:tcW w:type="dxa" w:w="6368"/>
+            <w:tcW w:type="dxa" w:w="6905"/>
             <w:tcBorders>
               <w:top w:val="single" w:color="999999" w:sz="4"/>
               <w:left w:val="single" w:color="999999" w:sz="4"/>
@@ -1545,7 +1562,7 @@
         </w:trPr>
         <w:tc>
           <w:tcPr>
-            <w:tcW w:type="dxa" w:w="3270"/>
+            <w:tcW w:type="dxa" w:w="2733"/>
             <w:tcBorders>
               <w:top w:val="single" w:color="999999" w:sz="4"/>
               <w:left w:val="single" w:color="999999" w:sz="4"/>
@@ -1567,7 +1584,7 @@
         </w:tc>
         <w:tc>
           <w:tcPr>
-            <w:tcW w:type="dxa" w:w="6368"/>
+            <w:tcW w:type="dxa" w:w="6905"/>
             <w:tcBorders>
               <w:top w:val="single" w:color="999999" w:sz="4"/>
               <w:left w:val="single" w:color="999999" w:sz="4"/>
@@ -1594,7 +1611,7 @@
         </w:trPr>
         <w:tc>
           <w:tcPr>
-            <w:tcW w:type="dxa" w:w="3270"/>
+            <w:tcW w:type="dxa" w:w="2733"/>
             <w:tcBorders>
               <w:top w:val="single" w:color="999999" w:sz="4"/>
               <w:left w:val="single" w:color="999999" w:sz="4"/>
@@ -1616,7 +1633,7 @@
         </w:tc>
         <w:tc>
           <w:tcPr>
-            <w:tcW w:type="dxa" w:w="6368"/>
+            <w:tcW w:type="dxa" w:w="6905"/>
             <w:tcBorders>
               <w:top w:val="single" w:color="999999" w:sz="4"/>
               <w:left w:val="single" w:color="999999" w:sz="4"/>
@@ -1643,7 +1660,7 @@
         </w:trPr>
         <w:tc>
           <w:tcPr>
-            <w:tcW w:type="dxa" w:w="3270"/>
+            <w:tcW w:type="dxa" w:w="2733"/>
             <w:tcBorders>
               <w:top w:val="single" w:color="999999" w:sz="4"/>
               <w:left w:val="single" w:color="999999" w:sz="4"/>
@@ -1669,7 +1686,7 @@
         </w:tc>
         <w:tc>
           <w:tcPr>
-            <w:tcW w:type="dxa" w:w="6368"/>
+            <w:tcW w:type="dxa" w:w="6905"/>
             <w:tcBorders>
               <w:top w:val="single" w:color="999999" w:sz="4"/>
               <w:left w:val="single" w:color="999999" w:sz="4"/>
@@ -1692,7 +1709,7 @@
               <w:t xml:space="preserve">≈ 0,5 A</w:t>
             </w:r>
             <w:r>
-              <w:t xml:space="preserve"> (≈ 0,25 A côté 12 V)</w:t>
+              <w:t xml:space="preserve"> (fourni directement par le bloc USB)</w:t>
             </w:r>
           </w:p>
         </w:tc>
@@ -2652,6 +2669,52 @@
     <w:p/>
     <w:p>
       <w:pPr>
+        <w:spacing w:after="120"/>
+      </w:pPr>
+      <w:r>
+        <w:rPr>
+          <w:b/>
+          <w:bCs/>
+        </w:rPr>
+        <w:t xml:space="preserve">Montage retenu le 2026-10-29 : alimentation USB 5 V, circuit imprimé inchangé.</w:t>
+      </w:r>
+      <w:r>
+        <w:t xml:space="preserve"> J1 reçoit le 5 V d'un bloc USB (câble USB coupé ou adaptateur USB-C vers bornier) ; </w:t>
+      </w:r>
+      <w:r>
+        <w:rPr>
+          <w:b/>
+          <w:bCs/>
+        </w:rPr>
+        <w:t xml:space="preserve">U1 n'est pas monté</w:t>
+      </w:r>
+      <w:r>
+        <w:t xml:space="preserve"> : un fil relie ses pastilles 1 (+Vin) et 3 (+Vout), la pastille 2 reste vide. D1 garde la protection contre l'inversion des fils. Les réseaux gardent leur nom (</w:t>
+      </w:r>
+      <w:r>
+        <w:rPr>
+          <w:rFonts w:ascii="Consolas" w:cs="Consolas" w:eastAsia="Consolas" w:hAnsi="Consolas"/>
+          <w:sz w:val="19"/>
+          <w:szCs w:val="19"/>
+        </w:rPr>
+        <w:t xml:space="preserve">V12</w:t>
+      </w:r>
+      <w:r>
+        <w:t xml:space="preserve"> vaut alors ≈ 4,6 V). Ne </w:t>
+      </w:r>
+      <w:r>
+        <w:rPr>
+          <w:b/>
+          <w:bCs/>
+        </w:rPr>
+        <w:t xml:space="preserve">jamais</w:t>
+      </w:r>
+      <w:r>
+        <w:t xml:space="preserve"> brancher un bloc 12 V sur une carte montée ainsi : le 12 V arriverait sur le XIAO et les LED IR.</w:t>
+      </w:r>
+    </w:p>
+    <w:p>
+      <w:pPr>
         <w:pStyle w:val="Heading2"/>
         <w:keepNext/>
       </w:pPr>
@@ -5224,6 +5287,43 @@
     </w:p>
     <w:p>
       <w:pPr>
+        <w:spacing w:after="120"/>
+      </w:pPr>
+      <w:r>
+        <w:rPr>
+          <w:b/>
+          <w:bCs/>
+        </w:rPr>
+        <w:t xml:space="preserve">Alimentation USB 5 V (2026-10-29)</w:t>
+      </w:r>
+      <w:r>
+        <w:t xml:space="preserve"> : tout le nœud fonctionne en 5 V ; le 12 V ne servait qu'au R-78E. Budget de tension avec U1 remplacé par un pont : bloc 5 V − D1 (0,35 à 0,45 V à 0,5 A) → </w:t>
+      </w:r>
+      <w:r>
+        <w:rPr>
+          <w:rFonts w:ascii="Consolas" w:cs="Consolas" w:eastAsia="Consolas" w:hAnsi="Consolas"/>
+          <w:sz w:val="19"/>
+          <w:szCs w:val="19"/>
+        </w:rPr>
+        <w:t xml:space="preserve">+5V</w:t>
+      </w:r>
+      <w:r>
+        <w:t xml:space="preserve"> ≈ 4,6 V ; − DA → XIAO ≈ 4,2 V, suffisant pour son régulateur 3,3 V. Bloc USB d'au moins 1 A (pointe ≈ 0,5 A). Alimenter par la prise USB-C du XIAO ne convient pas : DA empêche cette prise d'alimenter </w:t>
+      </w:r>
+      <w:r>
+        <w:rPr>
+          <w:rFonts w:ascii="Consolas" w:cs="Consolas" w:eastAsia="Consolas" w:hAnsi="Consolas"/>
+          <w:sz w:val="19"/>
+          <w:szCs w:val="19"/>
+        </w:rPr>
+        <w:t xml:space="preserve">+5V</w:t>
+      </w:r>
+      <w:r>
+        <w:t xml:space="preserve">, donc les LED IR resteraient éteintes (DA ne doit pas être pontée).</w:t>
+      </w:r>
+    </w:p>
+    <w:p>
+      <w:pPr>
         <w:pStyle w:val="Heading2"/>
         <w:keepNext/>
       </w:pPr>
@@ -5283,10 +5383,10 @@
         </w:tblBorders>
       </w:tblPr>
       <w:tblGrid>
-        <w:gridCol w:w="1153"/>
-        <w:gridCol w:w="5519"/>
-        <w:gridCol w:w="1648"/>
-        <w:gridCol w:w="1318"/>
+        <w:gridCol w:w="758"/>
+        <w:gridCol w:w="5360"/>
+        <w:gridCol w:w="2653"/>
+        <w:gridCol w:w="867"/>
       </w:tblGrid>
       <w:tr>
         <w:trPr>
@@ -5294,7 +5394,7 @@
         </w:trPr>
         <w:tc>
           <w:tcPr>
-            <w:tcW w:type="dxa" w:w="1153"/>
+            <w:tcW w:type="dxa" w:w="758"/>
             <w:tcBorders>
               <w:top w:val="single" w:color="999999" w:sz="4"/>
               <w:left w:val="single" w:color="999999" w:sz="4"/>
@@ -5321,7 +5421,7 @@
         </w:tc>
         <w:tc>
           <w:tcPr>
-            <w:tcW w:type="dxa" w:w="5519"/>
+            <w:tcW w:type="dxa" w:w="5360"/>
             <w:tcBorders>
               <w:top w:val="single" w:color="999999" w:sz="4"/>
               <w:left w:val="single" w:color="999999" w:sz="4"/>
@@ -5348,7 +5448,7 @@
         </w:tc>
         <w:tc>
           <w:tcPr>
-            <w:tcW w:type="dxa" w:w="1648"/>
+            <w:tcW w:type="dxa" w:w="2653"/>
             <w:tcBorders>
               <w:top w:val="single" w:color="999999" w:sz="4"/>
               <w:left w:val="single" w:color="999999" w:sz="4"/>
@@ -5375,7 +5475,7 @@
         </w:tc>
         <w:tc>
           <w:tcPr>
-            <w:tcW w:type="dxa" w:w="1318"/>
+            <w:tcW w:type="dxa" w:w="867"/>
             <w:tcBorders>
               <w:top w:val="single" w:color="999999" w:sz="4"/>
               <w:left w:val="single" w:color="999999" w:sz="4"/>
@@ -5407,7 +5507,7 @@
         </w:trPr>
         <w:tc>
           <w:tcPr>
-            <w:tcW w:type="dxa" w:w="1153"/>
+            <w:tcW w:type="dxa" w:w="758"/>
             <w:tcBorders>
               <w:top w:val="single" w:color="999999" w:sz="4"/>
               <w:left w:val="single" w:color="999999" w:sz="4"/>
@@ -5429,51 +5529,58 @@
         </w:tc>
         <w:tc>
           <w:tcPr>
-            <w:tcW w:type="dxa" w:w="5519"/>
-            <w:tcBorders>
-              <w:top w:val="single" w:color="999999" w:sz="4"/>
-              <w:left w:val="single" w:color="999999" w:sz="4"/>
-              <w:bottom w:val="single" w:color="999999" w:sz="4"/>
-              <w:right w:val="single" w:color="999999" w:sz="4"/>
-            </w:tcBorders>
-            <w:tcMar>
-              <w:top w:type="dxa" w:w="60"/>
-              <w:left w:type="dxa" w:w="100"/>
-              <w:bottom w:type="dxa" w:w="60"/>
-              <w:right w:type="dxa" w:w="100"/>
-            </w:tcMar>
-          </w:tcPr>
-          <w:p>
-            <w:r>
-              <w:t xml:space="preserve">(5 − 2 × 1,4 − 0,2) / 0,1 A = 20 Ω</w:t>
-            </w:r>
-          </w:p>
-        </w:tc>
-        <w:tc>
-          <w:tcPr>
-            <w:tcW w:type="dxa" w:w="1648"/>
-            <w:tcBorders>
-              <w:top w:val="single" w:color="999999" w:sz="4"/>
-              <w:left w:val="single" w:color="999999" w:sz="4"/>
-              <w:bottom w:val="single" w:color="999999" w:sz="4"/>
-              <w:right w:val="single" w:color="999999" w:sz="4"/>
-            </w:tcBorders>
-            <w:tcMar>
-              <w:top w:type="dxa" w:w="60"/>
-              <w:left w:type="dxa" w:w="100"/>
-              <w:bottom w:type="dxa" w:w="60"/>
-              <w:right w:type="dxa" w:w="100"/>
-            </w:tcMar>
-          </w:tcPr>
-          <w:p>
-            <w:r>
-              <w:t xml:space="preserve">22 Ω 1/4 W (≈ 90 mA)</w:t>
-            </w:r>
-          </w:p>
-        </w:tc>
-        <w:tc>
-          <w:tcPr>
-            <w:tcW w:type="dxa" w:w="1318"/>
+            <w:tcW w:type="dxa" w:w="5360"/>
+            <w:tcBorders>
+              <w:top w:val="single" w:color="999999" w:sz="4"/>
+              <w:left w:val="single" w:color="999999" w:sz="4"/>
+              <w:bottom w:val="single" w:color="999999" w:sz="4"/>
+              <w:right w:val="single" w:color="999999" w:sz="4"/>
+            </w:tcBorders>
+            <w:tcMar>
+              <w:top w:type="dxa" w:w="60"/>
+              <w:left w:type="dxa" w:w="100"/>
+              <w:bottom w:type="dxa" w:w="60"/>
+              <w:right w:type="dxa" w:w="100"/>
+            </w:tcMar>
+          </w:tcPr>
+          <w:p>
+            <w:r>
+              <w:t xml:space="preserve">alimentation USB : (4,6 − 2 × 1,4 − 0,2) / 0,09 A ≈ 18 Ω (bloc 12 V : (5 − 2,8 − 0,2) / 0,1 = 20 Ω)</w:t>
+            </w:r>
+          </w:p>
+        </w:tc>
+        <w:tc>
+          <w:tcPr>
+            <w:tcW w:type="dxa" w:w="2653"/>
+            <w:tcBorders>
+              <w:top w:val="single" w:color="999999" w:sz="4"/>
+              <w:left w:val="single" w:color="999999" w:sz="4"/>
+              <w:bottom w:val="single" w:color="999999" w:sz="4"/>
+              <w:right w:val="single" w:color="999999" w:sz="4"/>
+            </w:tcBorders>
+            <w:tcMar>
+              <w:top w:type="dxa" w:w="60"/>
+              <w:left w:type="dxa" w:w="100"/>
+              <w:bottom w:type="dxa" w:w="60"/>
+              <w:right w:type="dxa" w:w="100"/>
+            </w:tcMar>
+          </w:tcPr>
+          <w:p>
+            <w:r>
+              <w:rPr>
+                <w:b/>
+                <w:bCs/>
+              </w:rPr>
+              <w:t xml:space="preserve">18 Ω</w:t>
+            </w:r>
+            <w:r>
+              <w:t xml:space="preserve"> 1/4 W (≈ 90 mA) ; 22 Ω avec le bloc 12 V</w:t>
+            </w:r>
+          </w:p>
+        </w:tc>
+        <w:tc>
+          <w:tcPr>
+            <w:tcW w:type="dxa" w:w="867"/>
             <w:tcBorders>
               <w:top w:val="single" w:color="999999" w:sz="4"/>
               <w:left w:val="single" w:color="999999" w:sz="4"/>
@@ -5500,7 +5607,7 @@
         </w:trPr>
         <w:tc>
           <w:tcPr>
-            <w:tcW w:type="dxa" w:w="1153"/>
+            <w:tcW w:type="dxa" w:w="758"/>
             <w:tcBorders>
               <w:top w:val="single" w:color="999999" w:sz="4"/>
               <w:left w:val="single" w:color="999999" w:sz="4"/>
@@ -5522,7 +5629,7 @@
         </w:tc>
         <w:tc>
           <w:tcPr>
-            <w:tcW w:type="dxa" w:w="5519"/>
+            <w:tcW w:type="dxa" w:w="5360"/>
             <w:tcBorders>
               <w:top w:val="single" w:color="999999" w:sz="4"/>
               <w:left w:val="single" w:color="999999" w:sz="4"/>
@@ -5544,7 +5651,7 @@
         </w:tc>
         <w:tc>
           <w:tcPr>
-            <w:tcW w:type="dxa" w:w="1648"/>
+            <w:tcW w:type="dxa" w:w="2653"/>
             <w:tcBorders>
               <w:top w:val="single" w:color="999999" w:sz="4"/>
               <w:left w:val="single" w:color="999999" w:sz="4"/>
@@ -5566,7 +5673,7 @@
         </w:tc>
         <w:tc>
           <w:tcPr>
-            <w:tcW w:type="dxa" w:w="1318"/>
+            <w:tcW w:type="dxa" w:w="867"/>
             <w:tcBorders>
               <w:top w:val="single" w:color="999999" w:sz="4"/>
               <w:left w:val="single" w:color="999999" w:sz="4"/>
@@ -5593,7 +5700,7 @@
         </w:trPr>
         <w:tc>
           <w:tcPr>
-            <w:tcW w:type="dxa" w:w="1153"/>
+            <w:tcW w:type="dxa" w:w="758"/>
             <w:tcBorders>
               <w:top w:val="single" w:color="999999" w:sz="4"/>
               <w:left w:val="single" w:color="999999" w:sz="4"/>
@@ -5615,7 +5722,7 @@
         </w:tc>
         <w:tc>
           <w:tcPr>
-            <w:tcW w:type="dxa" w:w="5519"/>
+            <w:tcW w:type="dxa" w:w="5360"/>
             <w:tcBorders>
               <w:top w:val="single" w:color="999999" w:sz="4"/>
               <w:left w:val="single" w:color="999999" w:sz="4"/>
@@ -5637,7 +5744,7 @@
         </w:tc>
         <w:tc>
           <w:tcPr>
-            <w:tcW w:type="dxa" w:w="1648"/>
+            <w:tcW w:type="dxa" w:w="2653"/>
             <w:tcBorders>
               <w:top w:val="single" w:color="999999" w:sz="4"/>
               <w:left w:val="single" w:color="999999" w:sz="4"/>
@@ -5659,7 +5766,7 @@
         </w:tc>
         <w:tc>
           <w:tcPr>
-            <w:tcW w:type="dxa" w:w="1318"/>
+            <w:tcW w:type="dxa" w:w="867"/>
             <w:tcBorders>
               <w:top w:val="single" w:color="999999" w:sz="4"/>
               <w:left w:val="single" w:color="999999" w:sz="4"/>
@@ -5686,7 +5793,7 @@
         </w:trPr>
         <w:tc>
           <w:tcPr>
-            <w:tcW w:type="dxa" w:w="1153"/>
+            <w:tcW w:type="dxa" w:w="758"/>
             <w:tcBorders>
               <w:top w:val="single" w:color="999999" w:sz="4"/>
               <w:left w:val="single" w:color="999999" w:sz="4"/>
@@ -5708,7 +5815,7 @@
         </w:tc>
         <w:tc>
           <w:tcPr>
-            <w:tcW w:type="dxa" w:w="5519"/>
+            <w:tcW w:type="dxa" w:w="5360"/>
             <w:tcBorders>
               <w:top w:val="single" w:color="999999" w:sz="4"/>
               <w:left w:val="single" w:color="999999" w:sz="4"/>
@@ -5730,7 +5837,7 @@
         </w:tc>
         <w:tc>
           <w:tcPr>
-            <w:tcW w:type="dxa" w:w="1648"/>
+            <w:tcW w:type="dxa" w:w="2653"/>
             <w:tcBorders>
               <w:top w:val="single" w:color="999999" w:sz="4"/>
               <w:left w:val="single" w:color="999999" w:sz="4"/>
@@ -5752,7 +5859,7 @@
         </w:tc>
         <w:tc>
           <w:tcPr>
-            <w:tcW w:type="dxa" w:w="1318"/>
+            <w:tcW w:type="dxa" w:w="867"/>
             <w:tcBorders>
               <w:top w:val="single" w:color="999999" w:sz="4"/>
               <w:left w:val="single" w:color="999999" w:sz="4"/>
@@ -5779,7 +5886,7 @@
         </w:trPr>
         <w:tc>
           <w:tcPr>
-            <w:tcW w:type="dxa" w:w="1153"/>
+            <w:tcW w:type="dxa" w:w="758"/>
             <w:tcBorders>
               <w:top w:val="single" w:color="999999" w:sz="4"/>
               <w:left w:val="single" w:color="999999" w:sz="4"/>
@@ -5801,7 +5908,7 @@
         </w:tc>
         <w:tc>
           <w:tcPr>
-            <w:tcW w:type="dxa" w:w="5519"/>
+            <w:tcW w:type="dxa" w:w="5360"/>
             <w:tcBorders>
               <w:top w:val="single" w:color="999999" w:sz="4"/>
               <w:left w:val="single" w:color="999999" w:sz="4"/>
@@ -5823,7 +5930,7 @@
         </w:tc>
         <w:tc>
           <w:tcPr>
-            <w:tcW w:type="dxa" w:w="1648"/>
+            <w:tcW w:type="dxa" w:w="2653"/>
             <w:tcBorders>
               <w:top w:val="single" w:color="999999" w:sz="4"/>
               <w:left w:val="single" w:color="999999" w:sz="4"/>
@@ -5845,7 +5952,7 @@
         </w:tc>
         <w:tc>
           <w:tcPr>
-            <w:tcW w:type="dxa" w:w="1318"/>
+            <w:tcW w:type="dxa" w:w="867"/>
             <w:tcBorders>
               <w:top w:val="single" w:color="999999" w:sz="4"/>
               <w:left w:val="single" w:color="999999" w:sz="4"/>
@@ -5981,7 +6088,7 @@
         </w:numPr>
       </w:pPr>
       <w:r>
-        <w:t xml:space="preserve">Seul le câble 12 V sort, par la paroi droite (fente + serre-câble).</w:t>
+        <w:t xml:space="preserve">Seul le câble d'alimentation (USB 5 V depuis le 2026-10-29) sort, par la paroi droite (fente + serre-câble).</w:t>
       </w:r>
     </w:p>
     <w:p>
@@ -6553,7 +6660,7 @@
           </w:tcPr>
           <w:p>
             <w:r>
-              <w:t xml:space="preserve">essais de R3 : 47 Ω, puis 22 Ω, puis 15 Ω, à la distance réelle (1,80 m)</w:t>
+              <w:t xml:space="preserve">essais de R3 : 47 Ω, puis 18 Ω, puis 15 Ω, à la distance réelle (1,80 m)</w:t>
             </w:r>
           </w:p>
         </w:tc>
@@ -6602,7 +6709,7 @@
           </w:tcPr>
           <w:p>
             <w:r>
-              <w:t xml:space="preserve">U1, R3, Q1</w:t>
+              <w:t xml:space="preserve">D1, R3, Q1</w:t>
             </w:r>
           </w:p>
         </w:tc>
